--- a/docs/DOC-044 — Post-Verification Qualification Capability.docx
+++ b/docs/DOC-044 — Post-Verification Qualification Capability.docx
@@ -146,6 +146,12 @@
         </w:tc>
       </w:tr>
     </w:tbl>
+    <w:p>
+      <w:pPr/>
+      <w:r>
+        <w:t>Estado: Approved</w:t>
+      </w:r>
+    </w:p>
     <w:p>
       <w:pPr>
         <w:pStyle w:val="Heading1"/>
